--- a/protocol paper/BMJ Open/Online_supplemental_file_2_TIDieR.docx
+++ b/protocol paper/BMJ Open/Online_supplemental_file_2_TIDieR.docx
@@ -355,7 +355,7 @@
               <w:spacing w:before="40" w:after="40"/>
             </w:pPr>
             <w:r>
-              <w:t>Introduction (p. 4); PARADISE (p. 9) — COM-B mapping</w:t>
+              <w:t>Introduction (p. 4); Conceptual framework (p. 7); figure 2; table 2</w:t>
             </w:r>
           </w:p>
         </w:tc>
@@ -449,7 +449,7 @@
               <w:spacing w:before="40" w:after="40"/>
             </w:pPr>
             <w:r>
-              <w:t>Pressure-guided footwear optimisation (p. 10); Adherence monitoring and wear-time target (p. 10); Structured education and behavioural support (SEBIA) (p. 10); table 2</w:t>
+              <w:t>PARADISE (p. 9); Measurement of wear and its use in counselling (p. 10); Structured education and behavioural support (SEBIA) (p. 11); table 2</w:t>
             </w:r>
           </w:p>
         </w:tc>
@@ -543,7 +543,7 @@
               <w:spacing w:before="40" w:after="40"/>
             </w:pPr>
             <w:r>
-              <w:t>Pressure-guided footwear optimisation (p. 10); Structured education and behavioural support (SEBIA) (p. 10); table 2; figure 2</w:t>
+              <w:t>PARADISE (p. 9); Structured education and behavioural support (SEBIA) (p. 11); table 2; figure 5</w:t>
             </w:r>
           </w:p>
         </w:tc>
@@ -637,7 +637,7 @@
               <w:spacing w:before="40" w:after="40"/>
             </w:pPr>
             <w:r>
-              <w:t>Pressure-guided footwear optimisation (p. 10); Training, tailoring and fidelity (p. 11)</w:t>
+              <w:t>PARADISE (p. 9); Training, tailoring and fidelity (p. 12)</w:t>
             </w:r>
           </w:p>
         </w:tc>
@@ -731,7 +731,7 @@
               <w:spacing w:before="40" w:after="40"/>
             </w:pPr>
             <w:r>
-              <w:t>Structured education and behavioural support (SEBIA) (p. 10) — face-to-face, individual</w:t>
+              <w:t>Structured education and behavioural support (SEBIA) (p. 11) — face-to-face, individual</w:t>
             </w:r>
           </w:p>
         </w:tc>
@@ -825,7 +825,7 @@
               <w:spacing w:before="40" w:after="40"/>
             </w:pPr>
             <w:r>
-              <w:t>Study design, setting and dates (p. 6); online supplemental file 4</w:t>
+              <w:t>Setting (p. 8); online supplemental file 4</w:t>
             </w:r>
           </w:p>
         </w:tc>
@@ -919,7 +919,7 @@
               <w:spacing w:before="40" w:after="40"/>
             </w:pPr>
             <w:r>
-              <w:t>Structured education and behavioural support (SEBIA) (p. 10); Participant timeline and data collection (p. 12); table 1; figure 2</w:t>
+              <w:t>Structured education and behavioural support (SEBIA) (p. 11); Participant timeline (p. 14); table 1; figure 4</w:t>
             </w:r>
           </w:p>
         </w:tc>
@@ -1013,7 +1013,7 @@
               <w:spacing w:before="40" w:after="40"/>
             </w:pPr>
             <w:r>
-              <w:t>Training, tailoring and fidelity (p. 11)</w:t>
+              <w:t>Training, tailoring and fidelity (p. 12)</w:t>
             </w:r>
           </w:p>
         </w:tc>
@@ -1201,7 +1201,7 @@
               <w:spacing w:before="40" w:after="40"/>
             </w:pPr>
             <w:r>
-              <w:t>Pressure-guided footwear optimisation (p. 10); Training, tailoring and fidelity (p. 11); Process evaluation (p. 15)</w:t>
+              <w:t>Training, tailoring and fidelity (p. 12); Process evaluation (p. 19); figure 3</w:t>
             </w:r>
           </w:p>
         </w:tc>

--- a/protocol paper/BMJ Open/Online_supplemental_file_2_TIDieR.docx
+++ b/protocol paper/BMJ Open/Online_supplemental_file_2_TIDieR.docx
@@ -1201,7 +1201,7 @@
               <w:spacing w:before="40" w:after="40"/>
             </w:pPr>
             <w:r>
-              <w:t>Training, tailoring and fidelity (p. 12); Process evaluation (p. 19); figure 3</w:t>
+              <w:t>Training, tailoring and fidelity (p. 12); Process evaluation (p. 20); figure 3</w:t>
             </w:r>
           </w:p>
         </w:tc>

--- a/protocol paper/BMJ Open/Online_supplemental_file_2_TIDieR.docx
+++ b/protocol paper/BMJ Open/Online_supplemental_file_2_TIDieR.docx
@@ -261,7 +261,7 @@
               <w:spacing w:before="40" w:after="40"/>
             </w:pPr>
             <w:r>
-              <w:t>PARADISE (p. 9)</w:t>
+              <w:t>PARADISE (p. 11)</w:t>
             </w:r>
           </w:p>
         </w:tc>
@@ -355,7 +355,7 @@
               <w:spacing w:before="40" w:after="40"/>
             </w:pPr>
             <w:r>
-              <w:t>Introduction (p. 4); Conceptual framework (p. 7); figure 2; table 2</w:t>
+              <w:t>Introduction (p. 4); Conceptual framework (p. 8); figure 2; table 2</w:t>
             </w:r>
           </w:p>
         </w:tc>
@@ -449,7 +449,7 @@
               <w:spacing w:before="40" w:after="40"/>
             </w:pPr>
             <w:r>
-              <w:t>PARADISE (p. 9); Measurement of wear and its use in counselling (p. 10); Structured education and behavioural support (SEBIA) (p. 11); table 2</w:t>
+              <w:t>PARADISE (p. 11); Measurement of wear and its use in counselling (p. 12); Structured education and behavioural support (SEBIA) (p. 13); table 2</w:t>
             </w:r>
           </w:p>
         </w:tc>
@@ -543,7 +543,7 @@
               <w:spacing w:before="40" w:after="40"/>
             </w:pPr>
             <w:r>
-              <w:t>PARADISE (p. 9); Structured education and behavioural support (SEBIA) (p. 11); table 2; figure 5</w:t>
+              <w:t>PARADISE (p. 11); Structured education and behavioural support (SEBIA) (p. 13); table 2; figure 5</w:t>
             </w:r>
           </w:p>
         </w:tc>
@@ -637,7 +637,7 @@
               <w:spacing w:before="40" w:after="40"/>
             </w:pPr>
             <w:r>
-              <w:t>PARADISE (p. 9); Training, tailoring and fidelity (p. 12)</w:t>
+              <w:t>PARADISE (p. 11); Training, tailoring and fidelity (p. 14)</w:t>
             </w:r>
           </w:p>
         </w:tc>
@@ -731,7 +731,7 @@
               <w:spacing w:before="40" w:after="40"/>
             </w:pPr>
             <w:r>
-              <w:t>Structured education and behavioural support (SEBIA) (p. 11) — face-to-face, individual</w:t>
+              <w:t>Structured education and behavioural support (SEBIA) (p. 13) — face-to-face, individual</w:t>
             </w:r>
           </w:p>
         </w:tc>
@@ -825,7 +825,7 @@
               <w:spacing w:before="40" w:after="40"/>
             </w:pPr>
             <w:r>
-              <w:t>Setting (p. 8); online supplemental file 4</w:t>
+              <w:t>Setting (p. 9); online supplemental file 4</w:t>
             </w:r>
           </w:p>
         </w:tc>
@@ -919,7 +919,7 @@
               <w:spacing w:before="40" w:after="40"/>
             </w:pPr>
             <w:r>
-              <w:t>Structured education and behavioural support (SEBIA) (p. 11); Participant timeline (p. 14); table 1; figure 4</w:t>
+              <w:t>Structured education and behavioural support (SEBIA) (p. 13); Participant timeline (p. 18); table 1; figure 4</w:t>
             </w:r>
           </w:p>
         </w:tc>
@@ -1013,7 +1013,7 @@
               <w:spacing w:before="40" w:after="40"/>
             </w:pPr>
             <w:r>
-              <w:t>Training, tailoring and fidelity (p. 12)</w:t>
+              <w:t>Training, tailoring and fidelity (p. 14)</w:t>
             </w:r>
           </w:p>
         </w:tc>
@@ -1201,7 +1201,7 @@
               <w:spacing w:before="40" w:after="40"/>
             </w:pPr>
             <w:r>
-              <w:t>Training, tailoring and fidelity (p. 12); Process evaluation (p. 20); figure 3</w:t>
+              <w:t>Training, tailoring and fidelity (p. 14); Process evaluation (p. 23); figure 3</w:t>
             </w:r>
           </w:p>
         </w:tc>
